--- a/变压器模板.docx
+++ b/变压器模板.docx
@@ -312,14 +312,6 @@
       </w:tr>
       <w:tr>
         <w:tblPrEx>
-          <w:tblBorders>
-            <w:top w:val="single" w:color="auto" w:sz="4" w:space="0"/>
-            <w:left w:val="single" w:color="auto" w:sz="4" w:space="0"/>
-            <w:bottom w:val="single" w:color="auto" w:sz="4" w:space="0"/>
-            <w:right w:val="single" w:color="auto" w:sz="4" w:space="0"/>
-            <w:insideH w:val="single" w:color="auto" w:sz="4" w:space="0"/>
-            <w:insideV w:val="single" w:color="auto" w:sz="4" w:space="0"/>
-          </w:tblBorders>
           <w:tblCellMar>
             <w:top w:w="0" w:type="dxa"/>
             <w:left w:w="108" w:type="dxa"/>
@@ -1656,7 +1648,7 @@
                 <w:szCs w:val="21"/>
                 <w:lang w:val="en-US" w:eastAsia="zh-CN"/>
               </w:rPr>
-              <w:t>2</w:t>
+              <w:t>{{fenjietou}}</w:t>
             </w:r>
           </w:p>
         </w:tc>
@@ -1683,18 +1675,7 @@
                 <w:szCs w:val="21"/>
                 <w:lang w:val="en-US" w:eastAsia="zh-CN"/>
               </w:rPr>
-              <w:t>{{gaoya_zhizu</w:t>
-            </w:r>
-            <w:bookmarkStart w:id="2" w:name="_GoBack"/>
-            <w:bookmarkEnd w:id="2"/>
-            <w:r>
-              <w:rPr>
-                <w:rFonts w:hint="eastAsia" w:ascii="宋体" w:hAnsi="宋体"/>
-                <w:color w:val="FF0000"/>
-                <w:szCs w:val="21"/>
-                <w:lang w:val="en-US" w:eastAsia="zh-CN"/>
-              </w:rPr>
-              <w:t>}}</w:t>
+              <w:t>{{gaoya_shice_ab}}</w:t>
             </w:r>
           </w:p>
         </w:tc>
@@ -1721,7 +1702,7 @@
                 <w:szCs w:val="21"/>
                 <w:lang w:val="en-US" w:eastAsia="zh-CN"/>
               </w:rPr>
-              <w:t>236.6</w:t>
+              <w:t>{{gaoya_shice_bc}}</w:t>
             </w:r>
           </w:p>
         </w:tc>
@@ -1748,7 +1729,7 @@
                 <w:szCs w:val="21"/>
                 <w:lang w:val="en-US" w:eastAsia="zh-CN"/>
               </w:rPr>
-              <w:t>238.9</w:t>
+              <w:t>{{gaoya_shice_ca}}</w:t>
             </w:r>
           </w:p>
         </w:tc>
@@ -1775,7 +1756,7 @@
                 <w:szCs w:val="21"/>
                 <w:lang w:val="en-US" w:eastAsia="zh-CN"/>
               </w:rPr>
-              <w:t>0.97</w:t>
+              <w:t>{{gaoya_bupinghenglv_shice}}</w:t>
             </w:r>
           </w:p>
         </w:tc>
@@ -1789,19 +1770,19 @@
             <w:pPr>
               <w:jc w:val="center"/>
               <w:rPr>
-                <w:rFonts w:hint="eastAsia" w:ascii="宋体" w:hAnsi="宋体"/>
-                <w:szCs w:val="21"/>
-                <w:lang w:val="en-US" w:eastAsia="zh-CN"/>
-              </w:rPr>
-            </w:pPr>
-            <w:r>
-              <w:rPr>
-                <w:rFonts w:hint="eastAsia" w:ascii="宋体" w:hAnsi="宋体"/>
-                <w:color w:val="FF0000"/>
-                <w:szCs w:val="21"/>
-                <w:lang w:val="en-US" w:eastAsia="zh-CN"/>
-              </w:rPr>
-              <w:t>＜1</w:t>
+                <w:rFonts w:hint="default" w:ascii="宋体" w:hAnsi="宋体"/>
+                <w:szCs w:val="21"/>
+                <w:lang w:val="en-US" w:eastAsia="zh-CN"/>
+              </w:rPr>
+            </w:pPr>
+            <w:r>
+              <w:rPr>
+                <w:rFonts w:hint="eastAsia" w:ascii="宋体" w:hAnsi="宋体"/>
+                <w:color w:val="FF0000"/>
+                <w:szCs w:val="21"/>
+                <w:lang w:val="en-US" w:eastAsia="zh-CN"/>
+              </w:rPr>
+              <w:t>{{gaoya_bupinghenglv_yaoqiu}}</w:t>
             </w:r>
           </w:p>
         </w:tc>
@@ -2395,7 +2376,7 @@
                 <w:szCs w:val="21"/>
                 <w:lang w:val="en-US" w:eastAsia="zh-CN"/>
               </w:rPr>
-              <w:t>0.2056</w:t>
+              <w:t>{{diya_shice_ao}}</w:t>
             </w:r>
           </w:p>
         </w:tc>
@@ -2422,7 +2403,7 @@
                 <w:szCs w:val="21"/>
                 <w:lang w:val="en-US" w:eastAsia="zh-CN"/>
               </w:rPr>
-              <w:t>0.2085</w:t>
+              <w:t>{{diya_shice_bo}}</w:t>
             </w:r>
           </w:p>
         </w:tc>
@@ -2449,7 +2430,7 @@
                 <w:szCs w:val="21"/>
                 <w:lang w:val="en-US" w:eastAsia="zh-CN"/>
               </w:rPr>
-              <w:t>0.2090</w:t>
+              <w:t>{{diya_shice_co}}</w:t>
             </w:r>
           </w:p>
         </w:tc>
@@ -2476,7 +2457,7 @@
                 <w:szCs w:val="21"/>
                 <w:lang w:val="en-US" w:eastAsia="zh-CN"/>
               </w:rPr>
-              <w:t>1.65</w:t>
+              <w:t>{{diya_bupinghenglv_shice}}</w:t>
             </w:r>
           </w:p>
         </w:tc>
@@ -2490,27 +2471,19 @@
             <w:pPr>
               <w:jc w:val="center"/>
               <w:rPr>
-                <w:rFonts w:hint="eastAsia" w:ascii="宋体" w:hAnsi="宋体" w:eastAsiaTheme="minorEastAsia"/>
-                <w:szCs w:val="21"/>
-                <w:lang w:val="en-US" w:eastAsia="zh-CN"/>
-              </w:rPr>
-            </w:pPr>
-            <w:r>
-              <w:rPr>
-                <w:rFonts w:hint="eastAsia" w:ascii="宋体" w:hAnsi="宋体"/>
-                <w:color w:val="FF0000"/>
-                <w:szCs w:val="21"/>
-              </w:rPr>
-              <w:t>＜</w:t>
-            </w:r>
-            <w:r>
-              <w:rPr>
-                <w:rFonts w:hint="eastAsia" w:ascii="宋体" w:hAnsi="宋体"/>
-                <w:color w:val="FF0000"/>
-                <w:szCs w:val="21"/>
-                <w:lang w:val="en-US" w:eastAsia="zh-CN"/>
-              </w:rPr>
-              <w:t>2</w:t>
+                <w:rFonts w:hint="default" w:ascii="宋体" w:hAnsi="宋体" w:eastAsiaTheme="minorEastAsia"/>
+                <w:szCs w:val="21"/>
+                <w:lang w:val="en-US" w:eastAsia="zh-CN"/>
+              </w:rPr>
+            </w:pPr>
+            <w:r>
+              <w:rPr>
+                <w:rFonts w:hint="eastAsia" w:ascii="宋体" w:hAnsi="宋体"/>
+                <w:color w:val="FF0000"/>
+                <w:szCs w:val="21"/>
+                <w:lang w:val="en-US" w:eastAsia="zh-CN"/>
+              </w:rPr>
+              <w:t>{{diya_bupinghenglv_yaoqiu}}</w:t>
             </w:r>
           </w:p>
         </w:tc>
@@ -2983,14 +2956,6 @@
       </w:tr>
       <w:tr>
         <w:tblPrEx>
-          <w:tblBorders>
-            <w:top w:val="single" w:color="auto" w:sz="4" w:space="0"/>
-            <w:left w:val="single" w:color="auto" w:sz="4" w:space="0"/>
-            <w:bottom w:val="single" w:color="auto" w:sz="4" w:space="0"/>
-            <w:right w:val="single" w:color="auto" w:sz="4" w:space="0"/>
-            <w:insideH w:val="single" w:color="auto" w:sz="4" w:space="0"/>
-            <w:insideV w:val="single" w:color="auto" w:sz="4" w:space="0"/>
-          </w:tblBorders>
           <w:tblCellMar>
             <w:top w:w="0" w:type="dxa"/>
             <w:left w:w="108" w:type="dxa"/>
@@ -3254,7 +3219,7 @@
                 <w:szCs w:val="21"/>
                 <w:lang w:val="en-US" w:eastAsia="zh-CN"/>
               </w:rPr>
-              <w:t>37100</w:t>
+              <w:t>{{gaoduidi_naiyaqian_r15}}</w:t>
             </w:r>
           </w:p>
         </w:tc>
@@ -3284,7 +3249,7 @@
                 <w:szCs w:val="21"/>
                 <w:lang w:val="en-US" w:eastAsia="zh-CN"/>
               </w:rPr>
-              <w:t>64800</w:t>
+              <w:t>{{gaoduidi_naiyaqian_r60}}</w:t>
             </w:r>
           </w:p>
         </w:tc>
@@ -3314,7 +3279,7 @@
                 <w:szCs w:val="21"/>
                 <w:lang w:val="en-US" w:eastAsia="zh-CN"/>
               </w:rPr>
-              <w:t>1.74</w:t>
+              <w:t>{{gaoduidi_naiyaqian_r60r15}}</w:t>
             </w:r>
           </w:p>
         </w:tc>
@@ -3344,7 +3309,7 @@
                 <w:szCs w:val="21"/>
                 <w:lang w:val="en-US" w:eastAsia="zh-CN"/>
               </w:rPr>
-              <w:t>35500</w:t>
+              <w:t>{{gaoduidi_naiyahou_r15}}</w:t>
             </w:r>
           </w:p>
         </w:tc>
@@ -3374,7 +3339,7 @@
                 <w:szCs w:val="21"/>
                 <w:lang w:val="en-US" w:eastAsia="zh-CN"/>
               </w:rPr>
-              <w:t>62300</w:t>
+              <w:t>{{gaoduidi_naiyahou_r60}}</w:t>
             </w:r>
           </w:p>
         </w:tc>
@@ -3404,7 +3369,7 @@
                 <w:szCs w:val="21"/>
                 <w:lang w:val="en-US" w:eastAsia="zh-CN"/>
               </w:rPr>
-              <w:t>1.75</w:t>
+              <w:t>{{gaoduidi_naiyahou_r60r15}}</w:t>
             </w:r>
           </w:p>
         </w:tc>
@@ -3497,18 +3462,19 @@
             <w:pPr>
               <w:jc w:val="center"/>
               <w:rPr>
-                <w:rFonts w:hint="eastAsia" w:ascii="宋体" w:hAnsi="宋体" w:eastAsiaTheme="minorEastAsia"/>
-                <w:szCs w:val="21"/>
-                <w:lang w:val="en-US" w:eastAsia="zh-CN"/>
-              </w:rPr>
-            </w:pPr>
-            <w:r>
-              <w:rPr>
-                <w:rFonts w:hint="eastAsia" w:ascii="宋体" w:hAnsi="宋体"/>
-                <w:color w:val="FF0000"/>
-                <w:szCs w:val="21"/>
-              </w:rPr>
-              <w:t>1000+</w:t>
+                <w:rFonts w:hint="default" w:ascii="宋体" w:hAnsi="宋体" w:eastAsiaTheme="minorEastAsia"/>
+                <w:szCs w:val="21"/>
+                <w:lang w:val="en-US" w:eastAsia="zh-CN"/>
+              </w:rPr>
+            </w:pPr>
+            <w:r>
+              <w:rPr>
+                <w:rFonts w:hint="eastAsia" w:ascii="宋体" w:hAnsi="宋体"/>
+                <w:color w:val="FF0000"/>
+                <w:szCs w:val="21"/>
+                <w:lang w:val="en-US" w:eastAsia="zh-CN"/>
+              </w:rPr>
+              <w:t>{{diduigao_naiyaqian_r60}}</w:t>
             </w:r>
           </w:p>
         </w:tc>
@@ -3579,18 +3545,19 @@
             <w:pPr>
               <w:jc w:val="center"/>
               <w:rPr>
-                <w:rFonts w:hint="eastAsia" w:ascii="宋体" w:hAnsi="宋体" w:eastAsiaTheme="minorEastAsia"/>
-                <w:szCs w:val="21"/>
-                <w:lang w:val="en-US" w:eastAsia="zh-CN"/>
-              </w:rPr>
-            </w:pPr>
-            <w:r>
-              <w:rPr>
-                <w:rFonts w:hint="eastAsia" w:ascii="宋体" w:hAnsi="宋体"/>
-                <w:color w:val="FF0000"/>
-                <w:szCs w:val="21"/>
-              </w:rPr>
-              <w:t>1000+</w:t>
+                <w:rFonts w:hint="default" w:ascii="宋体" w:hAnsi="宋体" w:eastAsiaTheme="minorEastAsia"/>
+                <w:szCs w:val="21"/>
+                <w:lang w:val="en-US" w:eastAsia="zh-CN"/>
+              </w:rPr>
+            </w:pPr>
+            <w:r>
+              <w:rPr>
+                <w:rFonts w:hint="eastAsia" w:ascii="宋体" w:hAnsi="宋体"/>
+                <w:color w:val="FF0000"/>
+                <w:szCs w:val="21"/>
+                <w:lang w:val="en-US" w:eastAsia="zh-CN"/>
+              </w:rPr>
+              <w:t>{{diduigao_naiyahou_r60}}</w:t>
             </w:r>
           </w:p>
         </w:tc>
@@ -3695,7 +3662,7 @@
                 <w:szCs w:val="21"/>
                 <w:lang w:val="en-US" w:eastAsia="zh-CN"/>
               </w:rPr>
-              <w:t>100000+</w:t>
+              <w:t>{{tiexinduidi}}</w:t>
             </w:r>
           </w:p>
         </w:tc>
@@ -4577,7 +4544,18 @@
                 <w:szCs w:val="21"/>
                 <w:lang w:val="en-US" w:eastAsia="zh-CN"/>
               </w:rPr>
-              <w:t>29.6</w:t>
+              <w:t>{{erci_shice_jueyuandianzu</w:t>
+            </w:r>
+            <w:bookmarkStart w:id="2" w:name="_GoBack"/>
+            <w:bookmarkEnd w:id="2"/>
+            <w:r>
+              <w:rPr>
+                <w:rFonts w:hint="eastAsia" w:ascii="宋体" w:hAnsi="宋体"/>
+                <w:color w:val="FF0000"/>
+                <w:szCs w:val="21"/>
+                <w:lang w:val="en-US" w:eastAsia="zh-CN"/>
+              </w:rPr>
+              <w:t>}}</w:t>
             </w:r>
             <w:r>
               <w:rPr>
@@ -5526,14 +5504,6 @@
       </w:tr>
       <w:tr>
         <w:tblPrEx>
-          <w:tblBorders>
-            <w:top w:val="single" w:color="auto" w:sz="4" w:space="0"/>
-            <w:left w:val="single" w:color="auto" w:sz="4" w:space="0"/>
-            <w:bottom w:val="single" w:color="auto" w:sz="4" w:space="0"/>
-            <w:right w:val="single" w:color="auto" w:sz="4" w:space="0"/>
-            <w:insideH w:val="single" w:color="auto" w:sz="4" w:space="0"/>
-            <w:insideV w:val="single" w:color="auto" w:sz="4" w:space="0"/>
-          </w:tblBorders>
           <w:tblCellMar>
             <w:top w:w="0" w:type="dxa"/>
             <w:left w:w="108" w:type="dxa"/>
